--- a/ACTIVIDAD_1.docx
+++ b/ACTIVIDAD_1.docx
@@ -46,6 +46,19 @@
           <w:lang w:val="es-MX"/>
         </w:rPr>
         <w:t>Hola</w:t>
+      </w:r>
+    </w:p>
+    <w:p>
+      <w:pPr>
+        <w:rPr>
+          <w:lang w:val="es-MX"/>
+        </w:rPr>
+      </w:pPr>
+      <w:r>
+        <w:rPr>
+          <w:lang w:val="es-MX"/>
+        </w:rPr>
+        <w:t>Nombre_ jonathan vega</w:t>
       </w:r>
     </w:p>
     <w:p>
